--- a/course-3-semester-2/IIAZIIS/lab-2/Отчёт.docx
+++ b/course-3-semester-2/IIAZIIS/lab-2/Отчёт.docx
@@ -1164,6 +1164,7 @@
         </w:rPr>
         <w:t>2</w:t>
       </w:r>
+      <w:proofErr w:type="gramStart"/>
       <w:r>
         <w:rPr>
           <w:rStyle w:val="StrongEmphasis"/>
@@ -1190,7 +1191,37 @@
           <w:szCs w:val="28"/>
           <w:lang w:val="ru-RU"/>
         </w:rPr>
-        <w:t xml:space="preserve">Требуется спроектировать и программно реализовать структуры хранения данных, алгоритмы их обработки, необходимые в рамках следующих базовых требований к разрабатываемому приложению: </w:t>
+        <w:t>Требуется</w:t>
+      </w:r>
+      <w:proofErr w:type="gramEnd"/>
+      <w:r>
+        <w:rPr>
+          <w:rFonts w:ascii="Times New Roman" w:hAnsi="Times New Roman" w:cs="Times New Roman"/>
+          <w:sz w:val="28"/>
+          <w:szCs w:val="28"/>
+          <w:lang w:val="ru-RU"/>
+        </w:rPr>
+        <w:t xml:space="preserve"> спроектировать и </w:t>
+      </w:r>
+      <w:proofErr w:type="spellStart"/>
+      <w:r>
+        <w:rPr>
+          <w:rFonts w:ascii="Times New Roman" w:hAnsi="Times New Roman" w:cs="Times New Roman"/>
+          <w:sz w:val="28"/>
+          <w:szCs w:val="28"/>
+          <w:lang w:val="ru-RU"/>
+        </w:rPr>
+        <w:t>программно</w:t>
+      </w:r>
+      <w:proofErr w:type="spellEnd"/>
+      <w:r>
+        <w:rPr>
+          <w:rFonts w:ascii="Times New Roman" w:hAnsi="Times New Roman" w:cs="Times New Roman"/>
+          <w:sz w:val="28"/>
+          <w:szCs w:val="28"/>
+          <w:lang w:val="ru-RU"/>
+        </w:rPr>
+        <w:t xml:space="preserve"> реализовать структуры хранения данных, алгоритмы их обработки, необходимые в рамках следующих базовых требований к разрабатываемому приложению: </w:t>
       </w:r>
     </w:p>
     <w:p>
@@ -1248,7 +1279,27 @@
           <w:szCs w:val="28"/>
           <w:lang w:val="ru-RU"/>
         </w:rPr>
-        <w:t xml:space="preserve"> выходные данные – частотные характеристики словоформ, лексем, грамматических категорий, леммы, морфологические характеристики словоформ и их метаданные (библиографические, типологические), конкордансные списки, согласно согласованным с преподавателем требованиям к функциональности корпусного менеджера; </w:t>
+        <w:t xml:space="preserve"> выходные данные – частотные характеристики словоформ, лексем, грамматических категорий, леммы, морфологические характеристики словоформ и их метаданные (библиографические, типологические), </w:t>
+      </w:r>
+      <w:proofErr w:type="spellStart"/>
+      <w:r>
+        <w:rPr>
+          <w:rFonts w:ascii="Times New Roman" w:hAnsi="Times New Roman" w:cs="Times New Roman"/>
+          <w:sz w:val="28"/>
+          <w:szCs w:val="28"/>
+          <w:lang w:val="ru-RU"/>
+        </w:rPr>
+        <w:t>конкордансные</w:t>
+      </w:r>
+      <w:proofErr w:type="spellEnd"/>
+      <w:r>
+        <w:rPr>
+          <w:rFonts w:ascii="Times New Roman" w:hAnsi="Times New Roman" w:cs="Times New Roman"/>
+          <w:sz w:val="28"/>
+          <w:szCs w:val="28"/>
+          <w:lang w:val="ru-RU"/>
+        </w:rPr>
+        <w:t xml:space="preserve"> списки, согласно согласованным с преподавателем требованиям к функциональности корпусного менеджера; </w:t>
       </w:r>
     </w:p>
     <w:p>
@@ -1473,6 +1524,7 @@
         </w:rPr>
         <w:t xml:space="preserve">1. </w:t>
       </w:r>
+      <w:proofErr w:type="spellStart"/>
       <w:r>
         <w:rPr>
           <w:rStyle w:val="StrongEmphasis"/>
@@ -1482,6 +1534,7 @@
         </w:rPr>
         <w:t>FastAPI</w:t>
       </w:r>
+      <w:proofErr w:type="spellEnd"/>
       <w:r>
         <w:rPr>
           <w:rFonts w:ascii="Times New Roman" w:hAnsi="Times New Roman"/>
@@ -1508,6 +1561,7 @@
         </w:rPr>
         <w:t xml:space="preserve"> для создания функций обработки запросов. Из-за своей высокой производительности </w:t>
       </w:r>
+      <w:proofErr w:type="spellStart"/>
       <w:r>
         <w:rPr>
           <w:rFonts w:ascii="Times New Roman" w:hAnsi="Times New Roman"/>
@@ -1516,6 +1570,7 @@
         </w:rPr>
         <w:t>FastAPI</w:t>
       </w:r>
+      <w:proofErr w:type="spellEnd"/>
       <w:r>
         <w:rPr>
           <w:rFonts w:ascii="Times New Roman" w:hAnsi="Times New Roman"/>
@@ -1561,6 +1616,7 @@
         </w:rPr>
         <w:t xml:space="preserve">2. </w:t>
       </w:r>
+      <w:proofErr w:type="spellStart"/>
       <w:r>
         <w:rPr>
           <w:rStyle w:val="StrongEmphasis"/>
@@ -1570,6 +1626,7 @@
         </w:rPr>
         <w:t>Pydantic</w:t>
       </w:r>
+      <w:proofErr w:type="spellEnd"/>
       <w:r>
         <w:rPr>
           <w:rFonts w:ascii="Times New Roman" w:hAnsi="Times New Roman"/>
@@ -1596,6 +1653,7 @@
         </w:rPr>
         <w:t xml:space="preserve"> для создания удобных моделей для представления сущностей внутри программы. Модели </w:t>
       </w:r>
+      <w:proofErr w:type="spellStart"/>
       <w:r>
         <w:rPr>
           <w:rFonts w:ascii="Times New Roman" w:hAnsi="Times New Roman"/>
@@ -1604,6 +1662,7 @@
         </w:rPr>
         <w:t>Pydantic</w:t>
       </w:r>
+      <w:proofErr w:type="spellEnd"/>
       <w:r>
         <w:rPr>
           <w:rFonts w:ascii="Times New Roman" w:hAnsi="Times New Roman"/>
@@ -1633,6 +1692,7 @@
         <w:lastRenderedPageBreak/>
         <w:t xml:space="preserve">3. </w:t>
       </w:r>
+      <w:proofErr w:type="spellStart"/>
       <w:r>
         <w:rPr>
           <w:rStyle w:val="StrongEmphasis"/>
@@ -1642,6 +1702,7 @@
         </w:rPr>
         <w:t>pymorphy</w:t>
       </w:r>
+      <w:proofErr w:type="spellEnd"/>
       <w:r>
         <w:rPr>
           <w:rStyle w:val="StrongEmphasis"/>
@@ -1676,7 +1737,27 @@
           <w:szCs w:val="28"/>
           <w:lang w:val="ru-RU"/>
         </w:rPr>
-        <w:t xml:space="preserve"> для морфологического анализа русского языка. Используется для лемматизации, определения части речи, падежа, числа, рода и других морфологических характеристик.</w:t>
+        <w:t xml:space="preserve"> для морфологического анализа русского языка. Используется для </w:t>
+      </w:r>
+      <w:proofErr w:type="spellStart"/>
+      <w:r>
+        <w:rPr>
+          <w:rFonts w:ascii="Times New Roman" w:hAnsi="Times New Roman"/>
+          <w:sz w:val="28"/>
+          <w:szCs w:val="28"/>
+          <w:lang w:val="ru-RU"/>
+        </w:rPr>
+        <w:t>лемматизации</w:t>
+      </w:r>
+      <w:proofErr w:type="spellEnd"/>
+      <w:r>
+        <w:rPr>
+          <w:rFonts w:ascii="Times New Roman" w:hAnsi="Times New Roman"/>
+          <w:sz w:val="28"/>
+          <w:szCs w:val="28"/>
+          <w:lang w:val="ru-RU"/>
+        </w:rPr>
+        <w:t>, определения части речи, падежа, числа, рода и других морфологических характеристик.</w:t>
       </w:r>
     </w:p>
     <w:p>
@@ -1697,6 +1778,7 @@
         </w:rPr>
         <w:t xml:space="preserve">4. </w:t>
       </w:r>
+      <w:proofErr w:type="spellStart"/>
       <w:r>
         <w:rPr>
           <w:rStyle w:val="StrongEmphasis"/>
@@ -1706,6 +1788,7 @@
         </w:rPr>
         <w:t>razdel</w:t>
       </w:r>
+      <w:proofErr w:type="spellEnd"/>
       <w:r>
         <w:rPr>
           <w:rFonts w:ascii="Times New Roman" w:hAnsi="Times New Roman"/>
@@ -1751,6 +1834,7 @@
         </w:rPr>
         <w:t xml:space="preserve">5. </w:t>
       </w:r>
+      <w:proofErr w:type="spellStart"/>
       <w:r>
         <w:rPr>
           <w:rStyle w:val="StrongEmphasis"/>
@@ -1760,6 +1844,7 @@
         </w:rPr>
         <w:t>striprtf</w:t>
       </w:r>
+      <w:proofErr w:type="spellEnd"/>
       <w:r>
         <w:rPr>
           <w:rFonts w:ascii="Times New Roman" w:hAnsi="Times New Roman"/>
@@ -1993,8 +2078,19 @@
           <w:szCs w:val="28"/>
           <w:lang w:val="ru-RU"/>
         </w:rPr>
-        <w:t>, редактирует тексты корпуса</w:t>
-      </w:r>
+        <w:t xml:space="preserve">, редактирует тексты </w:t>
+      </w:r>
+      <w:proofErr w:type="gramStart"/>
+      <w:r>
+        <w:rPr>
+          <w:rFonts w:ascii="Times New Roman" w:hAnsi="Times New Roman"/>
+          <w:sz w:val="28"/>
+          <w:szCs w:val="28"/>
+          <w:lang w:val="ru-RU"/>
+        </w:rPr>
+        <w:t>корпуса</w:t>
+      </w:r>
+      <w:proofErr w:type="gramEnd"/>
       <w:r>
         <w:rPr>
           <w:rFonts w:ascii="Times New Roman" w:hAnsi="Times New Roman"/>
@@ -3425,6 +3521,7 @@
           <w:szCs w:val="28"/>
         </w:rPr>
       </w:pPr>
+      <w:proofErr w:type="spellStart"/>
       <w:r>
         <w:rPr>
           <w:rStyle w:val="StrongEmphasis"/>
@@ -3434,7 +3531,19 @@
           <w:sz w:val="28"/>
           <w:szCs w:val="28"/>
         </w:rPr>
-        <w:t>Начало.</w:t>
+        <w:t>Начало</w:t>
+      </w:r>
+      <w:proofErr w:type="spellEnd"/>
+      <w:r>
+        <w:rPr>
+          <w:rStyle w:val="StrongEmphasis"/>
+          <w:rFonts w:ascii="Times New Roman" w:hAnsi="Times New Roman" w:cs="Times New Roman"/>
+          <w:b w:val="0"/>
+          <w:bCs w:val="0"/>
+          <w:sz w:val="28"/>
+          <w:szCs w:val="28"/>
+        </w:rPr>
+        <w:t>.</w:t>
       </w:r>
     </w:p>
     <w:p>
@@ -3544,13 +3653,59 @@
         </w:rPr>
         <w:t xml:space="preserve">Извлекается текст из файла с помощью </w:t>
       </w:r>
-      <w:r>
-        <w:rPr>
-          <w:rFonts w:ascii="Times New Roman" w:hAnsi="Times New Roman"/>
-          <w:sz w:val="28"/>
-          <w:szCs w:val="28"/>
-        </w:rPr>
-        <w:t>TxtParser или RtfParser.</w:t>
+      <w:proofErr w:type="spellStart"/>
+      <w:r>
+        <w:rPr>
+          <w:rFonts w:ascii="Times New Roman" w:hAnsi="Times New Roman"/>
+          <w:sz w:val="28"/>
+          <w:szCs w:val="28"/>
+        </w:rPr>
+        <w:t>TxtParser</w:t>
+      </w:r>
+      <w:proofErr w:type="spellEnd"/>
+      <w:r>
+        <w:rPr>
+          <w:rFonts w:ascii="Times New Roman" w:hAnsi="Times New Roman"/>
+          <w:sz w:val="28"/>
+          <w:szCs w:val="28"/>
+        </w:rPr>
+        <w:t xml:space="preserve"> </w:t>
+      </w:r>
+      <w:proofErr w:type="spellStart"/>
+      <w:r>
+        <w:rPr>
+          <w:rFonts w:ascii="Times New Roman" w:hAnsi="Times New Roman"/>
+          <w:sz w:val="28"/>
+          <w:szCs w:val="28"/>
+        </w:rPr>
+        <w:t>или</w:t>
+      </w:r>
+      <w:proofErr w:type="spellEnd"/>
+      <w:r>
+        <w:rPr>
+          <w:rFonts w:ascii="Times New Roman" w:hAnsi="Times New Roman"/>
+          <w:sz w:val="28"/>
+          <w:szCs w:val="28"/>
+        </w:rPr>
+        <w:t xml:space="preserve"> </w:t>
+      </w:r>
+      <w:proofErr w:type="spellStart"/>
+      <w:r>
+        <w:rPr>
+          <w:rFonts w:ascii="Times New Roman" w:hAnsi="Times New Roman"/>
+          <w:sz w:val="28"/>
+          <w:szCs w:val="28"/>
+        </w:rPr>
+        <w:t>RtfParser</w:t>
+      </w:r>
+      <w:proofErr w:type="spellEnd"/>
+      <w:r>
+        <w:rPr>
+          <w:rFonts w:ascii="Times New Roman" w:hAnsi="Times New Roman"/>
+          <w:sz w:val="28"/>
+          <w:szCs w:val="28"/>
+        </w:rPr>
+        <w:t>.</w:t>
       </w:r>
     </w:p>
     <w:p>
@@ -3577,6 +3732,7 @@
         </w:rPr>
         <w:t xml:space="preserve">Текст токенизируется с помощью библиотеки </w:t>
       </w:r>
+      <w:proofErr w:type="spellStart"/>
       <w:r>
         <w:rPr>
           <w:rFonts w:ascii="Times New Roman" w:hAnsi="Times New Roman"/>
@@ -3585,6 +3741,7 @@
         </w:rPr>
         <w:t>razdel</w:t>
       </w:r>
+      <w:proofErr w:type="spellEnd"/>
       <w:r>
         <w:rPr>
           <w:rFonts w:ascii="Times New Roman" w:hAnsi="Times New Roman"/>
@@ -3703,13 +3860,59 @@
           <w:szCs w:val="28"/>
         </w:rPr>
       </w:pPr>
-      <w:r>
-        <w:rPr>
-          <w:rFonts w:ascii="Times New Roman" w:hAnsi="Times New Roman"/>
-          <w:sz w:val="28"/>
-          <w:szCs w:val="28"/>
-        </w:rPr>
-        <w:t>Результаты отображаются в интерфейсе.</w:t>
+      <w:proofErr w:type="spellStart"/>
+      <w:r>
+        <w:rPr>
+          <w:rFonts w:ascii="Times New Roman" w:hAnsi="Times New Roman"/>
+          <w:sz w:val="28"/>
+          <w:szCs w:val="28"/>
+        </w:rPr>
+        <w:t>Результаты</w:t>
+      </w:r>
+      <w:proofErr w:type="spellEnd"/>
+      <w:r>
+        <w:rPr>
+          <w:rFonts w:ascii="Times New Roman" w:hAnsi="Times New Roman"/>
+          <w:sz w:val="28"/>
+          <w:szCs w:val="28"/>
+        </w:rPr>
+        <w:t xml:space="preserve"> </w:t>
+      </w:r>
+      <w:proofErr w:type="spellStart"/>
+      <w:r>
+        <w:rPr>
+          <w:rFonts w:ascii="Times New Roman" w:hAnsi="Times New Roman"/>
+          <w:sz w:val="28"/>
+          <w:szCs w:val="28"/>
+        </w:rPr>
+        <w:t>отображаются</w:t>
+      </w:r>
+      <w:proofErr w:type="spellEnd"/>
+      <w:r>
+        <w:rPr>
+          <w:rFonts w:ascii="Times New Roman" w:hAnsi="Times New Roman"/>
+          <w:sz w:val="28"/>
+          <w:szCs w:val="28"/>
+        </w:rPr>
+        <w:t xml:space="preserve"> в </w:t>
+      </w:r>
+      <w:proofErr w:type="spellStart"/>
+      <w:r>
+        <w:rPr>
+          <w:rFonts w:ascii="Times New Roman" w:hAnsi="Times New Roman"/>
+          <w:sz w:val="28"/>
+          <w:szCs w:val="28"/>
+        </w:rPr>
+        <w:t>интерфейсе</w:t>
+      </w:r>
+      <w:proofErr w:type="spellEnd"/>
+      <w:r>
+        <w:rPr>
+          <w:rFonts w:ascii="Times New Roman" w:hAnsi="Times New Roman"/>
+          <w:sz w:val="28"/>
+          <w:szCs w:val="28"/>
+        </w:rPr>
+        <w:t>.</w:t>
       </w:r>
     </w:p>
     <w:p>
@@ -3726,13 +3929,77 @@
           <w:szCs w:val="28"/>
         </w:rPr>
       </w:pPr>
-      <w:r>
-        <w:rPr>
-          <w:rFonts w:ascii="Times New Roman" w:hAnsi="Times New Roman"/>
-          <w:sz w:val="28"/>
-          <w:szCs w:val="28"/>
-        </w:rPr>
-        <w:t>Пользователь может выполнять операции:</w:t>
+      <w:proofErr w:type="spellStart"/>
+      <w:r>
+        <w:rPr>
+          <w:rFonts w:ascii="Times New Roman" w:hAnsi="Times New Roman"/>
+          <w:sz w:val="28"/>
+          <w:szCs w:val="28"/>
+        </w:rPr>
+        <w:t>Пользователь</w:t>
+      </w:r>
+      <w:proofErr w:type="spellEnd"/>
+      <w:r>
+        <w:rPr>
+          <w:rFonts w:ascii="Times New Roman" w:hAnsi="Times New Roman"/>
+          <w:sz w:val="28"/>
+          <w:szCs w:val="28"/>
+        </w:rPr>
+        <w:t xml:space="preserve"> </w:t>
+      </w:r>
+      <w:proofErr w:type="spellStart"/>
+      <w:r>
+        <w:rPr>
+          <w:rFonts w:ascii="Times New Roman" w:hAnsi="Times New Roman"/>
+          <w:sz w:val="28"/>
+          <w:szCs w:val="28"/>
+        </w:rPr>
+        <w:t>может</w:t>
+      </w:r>
+      <w:proofErr w:type="spellEnd"/>
+      <w:r>
+        <w:rPr>
+          <w:rFonts w:ascii="Times New Roman" w:hAnsi="Times New Roman"/>
+          <w:sz w:val="28"/>
+          <w:szCs w:val="28"/>
+        </w:rPr>
+        <w:t xml:space="preserve"> </w:t>
+      </w:r>
+      <w:proofErr w:type="spellStart"/>
+      <w:r>
+        <w:rPr>
+          <w:rFonts w:ascii="Times New Roman" w:hAnsi="Times New Roman"/>
+          <w:sz w:val="28"/>
+          <w:szCs w:val="28"/>
+        </w:rPr>
+        <w:t>выполнять</w:t>
+      </w:r>
+      <w:proofErr w:type="spellEnd"/>
+      <w:r>
+        <w:rPr>
+          <w:rFonts w:ascii="Times New Roman" w:hAnsi="Times New Roman"/>
+          <w:sz w:val="28"/>
+          <w:szCs w:val="28"/>
+        </w:rPr>
+        <w:t xml:space="preserve"> </w:t>
+      </w:r>
+      <w:proofErr w:type="spellStart"/>
+      <w:r>
+        <w:rPr>
+          <w:rFonts w:ascii="Times New Roman" w:hAnsi="Times New Roman"/>
+          <w:sz w:val="28"/>
+          <w:szCs w:val="28"/>
+        </w:rPr>
+        <w:t>операции</w:t>
+      </w:r>
+      <w:proofErr w:type="spellEnd"/>
+      <w:r>
+        <w:rPr>
+          <w:rFonts w:ascii="Times New Roman" w:hAnsi="Times New Roman"/>
+          <w:sz w:val="28"/>
+          <w:szCs w:val="28"/>
+        </w:rPr>
+        <w:t>:</w:t>
       </w:r>
     </w:p>
     <w:p>
@@ -3967,6 +4234,7 @@
         </w:rPr>
         <w:t>Получение к</w:t>
       </w:r>
+      <w:proofErr w:type="spellStart"/>
       <w:r>
         <w:rPr>
           <w:rFonts w:ascii="Times New Roman" w:hAnsi="Times New Roman"/>
@@ -3976,6 +4244,7 @@
         </w:rPr>
         <w:t>онкорданс</w:t>
       </w:r>
+      <w:proofErr w:type="spellEnd"/>
       <w:r>
         <w:rPr>
           <w:rFonts w:ascii="Times New Roman" w:hAnsi="Times New Roman"/>
@@ -4019,6 +4288,7 @@
         </w:rPr>
         <w:t xml:space="preserve"> </w:t>
       </w:r>
+      <w:proofErr w:type="spellStart"/>
       <w:r>
         <w:rPr>
           <w:rStyle w:val="StrongEmphasis"/>
@@ -4028,7 +4298,19 @@
           <w:sz w:val="28"/>
           <w:szCs w:val="28"/>
         </w:rPr>
-        <w:t>Конец.</w:t>
+        <w:t>Конец</w:t>
+      </w:r>
+      <w:proofErr w:type="spellEnd"/>
+      <w:r>
+        <w:rPr>
+          <w:rStyle w:val="StrongEmphasis"/>
+          <w:rFonts w:ascii="Times New Roman" w:hAnsi="Times New Roman"/>
+          <w:b w:val="0"/>
+          <w:bCs w:val="0"/>
+          <w:sz w:val="28"/>
+          <w:szCs w:val="28"/>
+        </w:rPr>
+        <w:t>.</w:t>
       </w:r>
     </w:p>
     <w:p>
@@ -4390,6 +4672,7 @@
           <w:color w:val="auto"/>
         </w:rPr>
       </w:pPr>
+      <w:proofErr w:type="spellStart"/>
       <w:r>
         <w:rPr>
           <w:rFonts w:ascii="Times New Roman" w:hAnsi="Times New Roman" w:cs="Times New Roman"/>
@@ -4397,8 +4680,29 @@
           <w:sz w:val="32"/>
           <w:szCs w:val="32"/>
         </w:rPr>
-        <w:t>Тест производительности</w:t>
-      </w:r>
+        <w:t>Тест</w:t>
+      </w:r>
+      <w:proofErr w:type="spellEnd"/>
+      <w:r>
+        <w:rPr>
+          <w:rFonts w:ascii="Times New Roman" w:hAnsi="Times New Roman" w:cs="Times New Roman"/>
+          <w:color w:val="auto"/>
+          <w:sz w:val="32"/>
+          <w:szCs w:val="32"/>
+        </w:rPr>
+        <w:t xml:space="preserve"> </w:t>
+      </w:r>
+      <w:proofErr w:type="spellStart"/>
+      <w:r>
+        <w:rPr>
+          <w:rFonts w:ascii="Times New Roman" w:hAnsi="Times New Roman" w:cs="Times New Roman"/>
+          <w:color w:val="auto"/>
+          <w:sz w:val="32"/>
+          <w:szCs w:val="32"/>
+        </w:rPr>
+        <w:t>производительности</w:t>
+      </w:r>
+      <w:proofErr w:type="spellEnd"/>
     </w:p>
     <w:p>
       <w:pPr>
@@ -4542,6 +4846,7 @@
         </w:rPr>
         <w:t xml:space="preserve"> </w:t>
       </w:r>
+      <w:proofErr w:type="spellStart"/>
       <w:r>
         <w:rPr>
           <w:rStyle w:val="StrongEmphasis"/>
@@ -4566,6 +4871,7 @@
         </w:rPr>
         <w:t>секунд</w:t>
       </w:r>
+      <w:proofErr w:type="spellEnd"/>
       <w:r>
         <w:rPr>
           <w:rFonts w:ascii="Times New Roman" w:hAnsi="Times New Roman" w:cs="Times New Roman"/>
@@ -4624,25 +4930,7 @@
           <w:szCs w:val="28"/>
           <w:lang w:val="ru-RU"/>
         </w:rPr>
-        <w:t xml:space="preserve"> </w:t>
-      </w:r>
-      <w:r>
-        <w:rPr>
-          <w:rFonts w:ascii="Times New Roman" w:hAnsi="Times New Roman" w:cs="Times New Roman"/>
-          <w:sz w:val="28"/>
-          <w:szCs w:val="28"/>
-          <w:lang w:val="ru-RU"/>
-        </w:rPr>
-        <w:t>15</w:t>
-      </w:r>
-      <w:r>
-        <w:rPr>
-          <w:rFonts w:ascii="Times New Roman" w:hAnsi="Times New Roman" w:cs="Times New Roman"/>
-          <w:sz w:val="28"/>
-          <w:szCs w:val="28"/>
-          <w:lang w:val="ru-RU"/>
-        </w:rPr>
-        <w:t xml:space="preserve">, процессор: </w:t>
+        <w:t xml:space="preserve"> 15, процессор: </w:t>
       </w:r>
       <w:r>
         <w:rPr>
@@ -4765,13 +5053,23 @@
                 <w:lang w:val="ru-RU"/>
               </w:rPr>
             </w:pPr>
+            <w:proofErr w:type="spellStart"/>
             <w:r>
               <w:rPr>
                 <w:rFonts w:ascii="Times New Roman" w:hAnsi="Times New Roman"/>
                 <w:sz w:val="28"/>
                 <w:szCs w:val="28"/>
               </w:rPr>
-              <w:t xml:space="preserve">Количество </w:t>
+              <w:t>Количество</w:t>
+            </w:r>
+            <w:proofErr w:type="spellEnd"/>
+            <w:r>
+              <w:rPr>
+                <w:rFonts w:ascii="Times New Roman" w:hAnsi="Times New Roman"/>
+                <w:sz w:val="28"/>
+                <w:szCs w:val="28"/>
+              </w:rPr>
+              <w:t xml:space="preserve"> </w:t>
             </w:r>
             <w:r>
               <w:rPr>
@@ -4798,13 +5096,59 @@
                 <w:szCs w:val="28"/>
               </w:rPr>
             </w:pPr>
+            <w:proofErr w:type="spellStart"/>
             <w:r>
               <w:rPr>
                 <w:rFonts w:ascii="Times New Roman" w:hAnsi="Times New Roman"/>
                 <w:sz w:val="28"/>
                 <w:szCs w:val="28"/>
               </w:rPr>
-              <w:t>Время обработки (мс)</w:t>
+              <w:t>Время</w:t>
+            </w:r>
+            <w:proofErr w:type="spellEnd"/>
+            <w:r>
+              <w:rPr>
+                <w:rFonts w:ascii="Times New Roman" w:hAnsi="Times New Roman"/>
+                <w:sz w:val="28"/>
+                <w:szCs w:val="28"/>
+              </w:rPr>
+              <w:t xml:space="preserve"> </w:t>
+            </w:r>
+            <w:proofErr w:type="spellStart"/>
+            <w:r>
+              <w:rPr>
+                <w:rFonts w:ascii="Times New Roman" w:hAnsi="Times New Roman"/>
+                <w:sz w:val="28"/>
+                <w:szCs w:val="28"/>
+              </w:rPr>
+              <w:t>обработки</w:t>
+            </w:r>
+            <w:proofErr w:type="spellEnd"/>
+            <w:r>
+              <w:rPr>
+                <w:rFonts w:ascii="Times New Roman" w:hAnsi="Times New Roman"/>
+                <w:sz w:val="28"/>
+                <w:szCs w:val="28"/>
+              </w:rPr>
+              <w:t xml:space="preserve"> (</w:t>
+            </w:r>
+            <w:proofErr w:type="spellStart"/>
+            <w:r>
+              <w:rPr>
+                <w:rFonts w:ascii="Times New Roman" w:hAnsi="Times New Roman"/>
+                <w:sz w:val="28"/>
+                <w:szCs w:val="28"/>
+              </w:rPr>
+              <w:t>мс</w:t>
+            </w:r>
+            <w:proofErr w:type="spellEnd"/>
+            <w:r>
+              <w:rPr>
+                <w:rFonts w:ascii="Times New Roman" w:hAnsi="Times New Roman"/>
+                <w:sz w:val="28"/>
+                <w:szCs w:val="28"/>
+              </w:rPr>
+              <w:t>)</w:t>
             </w:r>
           </w:p>
         </w:tc>
@@ -4822,14 +5166,34 @@
                 <w:szCs w:val="28"/>
               </w:rPr>
             </w:pPr>
+            <w:proofErr w:type="spellStart"/>
             <w:r>
               <w:rPr>
                 <w:rFonts w:ascii="Times New Roman" w:hAnsi="Times New Roman"/>
                 <w:sz w:val="28"/>
                 <w:szCs w:val="28"/>
               </w:rPr>
-              <w:t>мс/токен</w:t>
+              <w:t>мс</w:t>
             </w:r>
+            <w:proofErr w:type="spellEnd"/>
+            <w:r>
+              <w:rPr>
+                <w:rFonts w:ascii="Times New Roman" w:hAnsi="Times New Roman"/>
+                <w:sz w:val="28"/>
+                <w:szCs w:val="28"/>
+              </w:rPr>
+              <w:t>/</w:t>
+            </w:r>
+            <w:proofErr w:type="spellStart"/>
+            <w:r>
+              <w:rPr>
+                <w:rFonts w:ascii="Times New Roman" w:hAnsi="Times New Roman"/>
+                <w:sz w:val="28"/>
+                <w:szCs w:val="28"/>
+              </w:rPr>
+              <w:t>токен</w:t>
+            </w:r>
+            <w:proofErr w:type="spellEnd"/>
           </w:p>
         </w:tc>
       </w:tr>
@@ -5411,94 +5775,6 @@
         <w:spacing w:after="200"/>
         <w:rPr>
           <w:rFonts w:ascii="Times New Roman" w:hAnsi="Times New Roman" w:cs="Times New Roman"/>
-          <w:sz w:val="28"/>
-          <w:szCs w:val="28"/>
-          <w:lang w:val="ru-RU"/>
-        </w:rPr>
-      </w:pPr>
-    </w:p>
-    <w:p>
-      <w:pPr>
-        <w:spacing w:after="200"/>
-        <w:rPr>
-          <w:rFonts w:ascii="Times New Roman" w:hAnsi="Times New Roman" w:cs="Times New Roman"/>
-          <w:sz w:val="28"/>
-          <w:szCs w:val="28"/>
-          <w:lang w:val="ru-RU"/>
-        </w:rPr>
-      </w:pPr>
-    </w:p>
-    <w:p>
-      <w:pPr>
-        <w:spacing w:after="200"/>
-        <w:rPr>
-          <w:rFonts w:ascii="Times New Roman" w:hAnsi="Times New Roman" w:cs="Times New Roman"/>
-          <w:sz w:val="28"/>
-          <w:szCs w:val="28"/>
-          <w:lang w:val="ru-RU"/>
-        </w:rPr>
-      </w:pPr>
-    </w:p>
-    <w:p>
-      <w:pPr>
-        <w:spacing w:after="200"/>
-        <w:rPr>
-          <w:rFonts w:ascii="Times New Roman" w:hAnsi="Times New Roman" w:cs="Times New Roman"/>
-          <w:sz w:val="28"/>
-          <w:szCs w:val="28"/>
-          <w:lang w:val="ru-RU"/>
-        </w:rPr>
-      </w:pPr>
-    </w:p>
-    <w:p>
-      <w:pPr>
-        <w:spacing w:after="200"/>
-        <w:rPr>
-          <w:rFonts w:ascii="Times New Roman" w:hAnsi="Times New Roman" w:cs="Times New Roman"/>
-          <w:sz w:val="28"/>
-          <w:szCs w:val="28"/>
-          <w:lang w:val="ru-RU"/>
-        </w:rPr>
-      </w:pPr>
-    </w:p>
-    <w:p>
-      <w:pPr>
-        <w:spacing w:after="200"/>
-        <w:rPr>
-          <w:rFonts w:ascii="Times New Roman" w:hAnsi="Times New Roman" w:cs="Times New Roman"/>
-          <w:sz w:val="28"/>
-          <w:szCs w:val="28"/>
-          <w:lang w:val="ru-RU"/>
-        </w:rPr>
-      </w:pPr>
-    </w:p>
-    <w:p>
-      <w:pPr>
-        <w:spacing w:after="200"/>
-        <w:rPr>
-          <w:rFonts w:ascii="Times New Roman" w:hAnsi="Times New Roman" w:cs="Times New Roman"/>
-          <w:sz w:val="28"/>
-          <w:szCs w:val="28"/>
-          <w:lang w:val="ru-RU"/>
-        </w:rPr>
-      </w:pPr>
-    </w:p>
-    <w:p>
-      <w:pPr>
-        <w:spacing w:after="200"/>
-        <w:rPr>
-          <w:rFonts w:ascii="Times New Roman" w:hAnsi="Times New Roman" w:cs="Times New Roman"/>
-          <w:sz w:val="28"/>
-          <w:szCs w:val="28"/>
-          <w:lang w:val="ru-RU"/>
-        </w:rPr>
-      </w:pPr>
-    </w:p>
-    <w:p>
-      <w:pPr>
-        <w:spacing w:after="200"/>
-        <w:rPr>
-          <w:rFonts w:ascii="Times New Roman" w:hAnsi="Times New Roman" w:cs="Times New Roman"/>
           <w:b/>
           <w:bCs/>
           <w:sz w:val="28"/>
@@ -5506,69 +5782,6 @@
           <w:lang w:val="ru-BY"/>
         </w:rPr>
       </w:pPr>
-      <w:r>
-        <w:rPr>
-          <w:rFonts w:ascii="Times New Roman" w:hAnsi="Times New Roman" w:cs="Times New Roman"/>
-          <w:sz w:val="28"/>
-          <w:szCs w:val="28"/>
-          <w:lang w:val="ru-RU"/>
-        </w:rPr>
-        <w:t xml:space="preserve">(нужно решить проблему с </w:t>
-      </w:r>
-      <w:r>
-        <w:rPr>
-          <w:rFonts w:ascii="Times New Roman" w:hAnsi="Times New Roman" w:cs="Times New Roman"/>
-          <w:sz w:val="28"/>
-          <w:szCs w:val="28"/>
-          <w:lang w:val="ru-BY"/>
-        </w:rPr>
-        <w:t>Конкорданс</w:t>
-      </w:r>
-      <w:r>
-        <w:rPr>
-          <w:rFonts w:ascii="Times New Roman" w:hAnsi="Times New Roman" w:cs="Times New Roman"/>
-          <w:sz w:val="28"/>
-          <w:szCs w:val="28"/>
-          <w:lang w:val="ru-RU"/>
-        </w:rPr>
-        <w:t>,</w:t>
-      </w:r>
-      <w:r>
-        <w:rPr>
-          <w:rFonts w:ascii="Times New Roman" w:hAnsi="Times New Roman" w:cs="Times New Roman"/>
-          <w:sz w:val="28"/>
-          <w:szCs w:val="28"/>
-          <w:lang w:val="ru-RU"/>
-        </w:rPr>
-        <w:t xml:space="preserve"> нужно </w:t>
-      </w:r>
-      <w:r>
-        <w:rPr>
-          <w:rFonts w:ascii="Times New Roman" w:hAnsi="Times New Roman" w:cs="Times New Roman"/>
-          <w:sz w:val="28"/>
-          <w:szCs w:val="28"/>
-          <w:lang w:val="ru-RU"/>
-        </w:rPr>
-        <w:t>обеспечение возможности редактирования текста,</w:t>
-      </w:r>
-      <w:r>
-        <w:rPr>
-          <w:rFonts w:ascii="Times New Roman" w:hAnsi="Times New Roman" w:cs="Times New Roman"/>
-          <w:sz w:val="28"/>
-          <w:szCs w:val="28"/>
-          <w:lang w:val="ru-RU"/>
-        </w:rPr>
-        <w:t xml:space="preserve"> скорость выполнения конкоданса</w:t>
-      </w:r>
-      <w:r>
-        <w:rPr>
-          <w:rFonts w:ascii="Times New Roman" w:hAnsi="Times New Roman" w:cs="Times New Roman"/>
-          <w:sz w:val="28"/>
-          <w:szCs w:val="28"/>
-          <w:lang w:val="ru-RU"/>
-        </w:rPr>
-        <w:t>)</w:t>
-      </w:r>
     </w:p>
     <w:sectPr>
       <w:pgSz w:w="11906" w:h="16838"/>
@@ -7006,6 +7219,7 @@
   <w:style w:type="character" w:default="1" w:styleId="a2">
     <w:name w:val="Default Paragraph Font"/>
     <w:uiPriority w:val="1"/>
+    <w:semiHidden/>
     <w:unhideWhenUsed/>
   </w:style>
   <w:style w:type="table" w:default="1" w:styleId="a3">
